--- a/Relazione_Tecnica_FaceAndBody.docx
+++ b/Relazione_Tecnica_FaceAndBody.docx
@@ -419,7 +419,7 @@
           <w:b w:val="false"/>
           <w:bCs w:val="false"/>
         </w:rPr>
-        <w:t xml:space="preserve">	5</w:t>
+        <w:t xml:space="preserve">	6</w:t>
       </w:r>
     </w:p>
     <w:p>
@@ -494,7 +494,7 @@
           <w:b w:val="false"/>
           <w:bCs w:val="false"/>
         </w:rPr>
-        <w:t xml:space="preserve">	6</w:t>
+        <w:t xml:space="preserve">	7</w:t>
       </w:r>
     </w:p>
     <w:p>
@@ -569,7 +569,7 @@
           <w:b/>
           <w:bCs/>
         </w:rPr>
-        <w:t xml:space="preserve">	7</w:t>
+        <w:t xml:space="preserve">	8</w:t>
       </w:r>
     </w:p>
     <w:p>
@@ -669,7 +669,7 @@
           <w:b w:val="false"/>
           <w:bCs w:val="false"/>
         </w:rPr>
-        <w:t xml:space="preserve">	8</w:t>
+        <w:t xml:space="preserve">	9</w:t>
       </w:r>
     </w:p>
     <w:p>
@@ -687,7 +687,7 @@
           <w:sz w:val="22"/>
           <w:szCs w:val="22"/>
         </w:rPr>
-        <w:t xml:space="preserve">9. Conclusioni</w:t>
+        <w:t xml:space="preserve">9. Frontend</w:t>
       </w:r>
       <w:r>
         <w:rPr>
@@ -695,6 +695,106 @@
           <w:bCs/>
         </w:rPr>
         <w:t xml:space="preserve">	9</w:t>
+      </w:r>
+    </w:p>
+    <w:p>
+      <w:pPr>
+        <w:tabs>
+          <w:tab w:val="right" w:pos="9026" w:leader="dot"/>
+        </w:tabs>
+        <w:spacing w:after="90"/>
+        <w:ind w:left="260"/>
+      </w:pPr>
+      <w:r>
+        <w:rPr>
+          <w:b w:val="false"/>
+          <w:bCs w:val="false"/>
+          <w:sz w:val="21"/>
+          <w:szCs w:val="21"/>
+        </w:rPr>
+        <w:t xml:space="preserve">9.1 Stack tecnologico</w:t>
+      </w:r>
+      <w:r>
+        <w:rPr>
+          <w:b w:val="false"/>
+          <w:bCs w:val="false"/>
+        </w:rPr>
+        <w:t xml:space="preserve">	9</w:t>
+      </w:r>
+    </w:p>
+    <w:p>
+      <w:pPr>
+        <w:tabs>
+          <w:tab w:val="right" w:pos="9026" w:leader="dot"/>
+        </w:tabs>
+        <w:spacing w:after="90"/>
+        <w:ind w:left="260"/>
+      </w:pPr>
+      <w:r>
+        <w:rPr>
+          <w:b w:val="false"/>
+          <w:bCs w:val="false"/>
+          <w:sz w:val="21"/>
+          <w:szCs w:val="21"/>
+        </w:rPr>
+        <w:t xml:space="preserve">9.2 Struttura delle pagine</w:t>
+      </w:r>
+      <w:r>
+        <w:rPr>
+          <w:b w:val="false"/>
+          <w:bCs w:val="false"/>
+        </w:rPr>
+        <w:t xml:space="preserve">	9</w:t>
+      </w:r>
+    </w:p>
+    <w:p>
+      <w:pPr>
+        <w:tabs>
+          <w:tab w:val="right" w:pos="9026" w:leader="dot"/>
+        </w:tabs>
+        <w:spacing w:after="90"/>
+        <w:ind w:left="260"/>
+      </w:pPr>
+      <w:r>
+        <w:rPr>
+          <w:b w:val="false"/>
+          <w:bCs w:val="false"/>
+          <w:sz w:val="21"/>
+          <w:szCs w:val="21"/>
+        </w:rPr>
+        <w:t xml:space="preserve">9.3 Integrazione con il backend</w:t>
+      </w:r>
+      <w:r>
+        <w:rPr>
+          <w:b w:val="false"/>
+          <w:bCs w:val="false"/>
+        </w:rPr>
+        <w:t xml:space="preserve">	9</w:t>
+      </w:r>
+    </w:p>
+    <w:p>
+      <w:pPr>
+        <w:tabs>
+          <w:tab w:val="right" w:pos="9026" w:leader="dot"/>
+        </w:tabs>
+        <w:spacing w:after="90"/>
+        <w:ind w:left="0"/>
+      </w:pPr>
+      <w:r>
+        <w:rPr>
+          <w:b/>
+          <w:bCs/>
+          <w:sz w:val="22"/>
+          <w:szCs w:val="22"/>
+        </w:rPr>
+        <w:t xml:space="preserve">10. Conclusioni</w:t>
+      </w:r>
+      <w:r>
+        <w:rPr>
+          <w:b/>
+          <w:bCs/>
+        </w:rPr>
+        <w:t xml:space="preserve">	10</w:t>
       </w:r>
     </w:p>
     <w:p>
@@ -1252,7 +1352,7 @@
         <w:spacing w:after="160" w:line="276"/>
       </w:pPr>
       <w:r>
-        <w:t xml:space="preserve">Il modello è costituito da sette entità JPA, collegate tra loro in modo da coprire tutte le tipologie di relazione richieste (OneToOne, OneToMany/ManyToOne, ManyToMany).</w:t>
+        <w:t xml:space="preserve">Il modello è costituito da nove entità JPA, collegate tra loro in modo da coprire tutte le tipologie di relazione richieste (OneToOne, OneToMany/ManyToOne, ManyToMany). Operatrice e Cabina sono collegate ad Appuntamento tramite relazioni ManyToOne opzionali (nullable): un appuntamento può non avere né l'una né l'altra assegnata.</w:t>
       </w:r>
     </w:p>
     <w:p>
@@ -1646,6 +1746,98 @@
                 <w:szCs w:val="20"/>
               </w:rPr>
               <w:t xml:space="preserve">Istanza di un Pacchetto acquistata da un Utente, con il conteggio delle sessioni residue.</w:t>
+            </w:r>
+          </w:p>
+        </w:tc>
+      </w:tr>
+      <w:tr>
+        <w:tc>
+          <w:tcPr>
+            <w:tcMar>
+              <w:top w:type="dxa" w:w="80"/>
+              <w:left w:type="dxa" w:w="120"/>
+              <w:bottom w:type="dxa" w:w="80"/>
+              <w:right w:type="dxa" w:w="120"/>
+            </w:tcMar>
+          </w:tcPr>
+          <w:p>
+            <w:r>
+              <w:rPr>
+                <w:b/>
+                <w:bCs/>
+                <w:color w:val="000000"/>
+                <w:sz w:val="20"/>
+                <w:szCs w:val="20"/>
+              </w:rPr>
+              <w:t xml:space="preserve">Operatrice</w:t>
+            </w:r>
+          </w:p>
+        </w:tc>
+        <w:tc>
+          <w:tcPr>
+            <w:tcMar>
+              <w:top w:type="dxa" w:w="80"/>
+              <w:left w:type="dxa" w:w="120"/>
+              <w:bottom w:type="dxa" w:w="80"/>
+              <w:right w:type="dxa" w:w="120"/>
+            </w:tcMar>
+          </w:tcPr>
+          <w:p>
+            <w:r>
+              <w:rPr>
+                <w:b w:val="false"/>
+                <w:bCs w:val="false"/>
+                <w:color w:val="000000"/>
+                <w:sz w:val="20"/>
+                <w:szCs w:val="20"/>
+              </w:rPr>
+              <w:t xml:space="preserve">Professionista del centro assegnabile a un appuntamento su scelta del cliente in fase di prenotazione.</w:t>
+            </w:r>
+          </w:p>
+        </w:tc>
+      </w:tr>
+      <w:tr>
+        <w:tc>
+          <w:tcPr>
+            <w:tcMar>
+              <w:top w:type="dxa" w:w="80"/>
+              <w:left w:type="dxa" w:w="120"/>
+              <w:bottom w:type="dxa" w:w="80"/>
+              <w:right w:type="dxa" w:w="120"/>
+            </w:tcMar>
+          </w:tcPr>
+          <w:p>
+            <w:r>
+              <w:rPr>
+                <w:b/>
+                <w:bCs/>
+                <w:color w:val="000000"/>
+                <w:sz w:val="20"/>
+                <w:szCs w:val="20"/>
+              </w:rPr>
+              <w:t xml:space="preserve">Cabina</w:t>
+            </w:r>
+          </w:p>
+        </w:tc>
+        <w:tc>
+          <w:tcPr>
+            <w:tcMar>
+              <w:top w:type="dxa" w:w="80"/>
+              <w:left w:type="dxa" w:w="120"/>
+              <w:bottom w:type="dxa" w:w="80"/>
+              <w:right w:type="dxa" w:w="120"/>
+            </w:tcMar>
+          </w:tcPr>
+          <w:p>
+            <w:r>
+              <w:rPr>
+                <w:b w:val="false"/>
+                <w:bCs w:val="false"/>
+                <w:color w:val="000000"/>
+                <w:sz w:val="20"/>
+                <w:szCs w:val="20"/>
+              </w:rPr>
+              <w:t xml:space="preserve">Postazione fisica del centro (es. Cabina Viso, Manicure) assegnata all'appuntamento esclusivamente dall'Admin, per evitare incoerenze tra tipo di trattamento e postazione.</w:t>
             </w:r>
           </w:p>
         </w:tc>
@@ -4248,7 +4440,7 @@
                 <w:sz w:val="20"/>
                 <w:szCs w:val="20"/>
               </w:rPr>
-              <w:t xml:space="preserve">Script di creazione della struttura del database (7 tabelle, vincoli, foreign key)</w:t>
+              <w:t xml:space="preserve">Script di creazione della struttura del database (9 tabelle, vincoli, foreign key)</w:t>
             </w:r>
           </w:p>
         </w:tc>
@@ -4295,7 +4487,7 @@
                 <w:sz w:val="20"/>
                 <w:szCs w:val="20"/>
               </w:rPr>
-              <w:t xml:space="preserve">Popolamento con dati essenziali: 1 utente ADMIN, 2 utenti CLIENTE, 4 servizi, 1 pacchetto, 1 appuntamento completato di esempio</w:t>
+              <w:t xml:space="preserve">Popolamento con dati reali: 1 utente ADMIN, 2 utenti CLIENTE, catalogo servizi del centro, 3 operatrici, 5 cabine, pacchetti e appuntamento di esempio</w:t>
             </w:r>
           </w:p>
         </w:tc>
@@ -4510,7 +4702,187 @@
         <w:spacing w:after="200" w:before="400"/>
       </w:pPr>
       <w:r>
-        <w:t xml:space="preserve">9. Conclusioni</w:t>
+        <w:t xml:space="preserve">9. Frontend</w:t>
+      </w:r>
+    </w:p>
+    <w:p>
+      <w:pPr>
+        <w:spacing w:after="160" w:line="276"/>
+      </w:pPr>
+      <w:r>
+        <w:t xml:space="preserve">Ad affiancare il backend è stato realizzato anche un frontend React, per offrire un'interfaccia utente completa e verificare in pratica l'integrazione end-to-end con le API REST. Il frontend risiede nella cartella frontend/ dello stesso repository (struttura monorepo) e non fa parte dei requisiti obbligatori della consegna UF14, ma è incluso come completamento dimostrativo del progetto full stack.</w:t>
+      </w:r>
+    </w:p>
+    <w:p>
+      <w:pPr>
+        <w:pStyle w:val="Heading2"/>
+        <w:spacing w:after="150" w:before="300"/>
+      </w:pPr>
+      <w:r>
+        <w:t xml:space="preserve">9.1 Stack tecnologico</w:t>
+      </w:r>
+    </w:p>
+    <w:p>
+      <w:pPr>
+        <w:pStyle w:val="ListParagraph"/>
+        <w:numPr>
+          <w:ilvl w:val="0"/>
+          <w:numId w:val="2"/>
+        </w:numPr>
+        <w:spacing w:after="80"/>
+      </w:pPr>
+      <w:r>
+        <w:t xml:space="preserve">Vite + React come base del progetto e bundler di sviluppo.</w:t>
+      </w:r>
+    </w:p>
+    <w:p>
+      <w:pPr>
+        <w:pStyle w:val="ListParagraph"/>
+        <w:numPr>
+          <w:ilvl w:val="0"/>
+          <w:numId w:val="2"/>
+        </w:numPr>
+        <w:spacing w:after="80"/>
+      </w:pPr>
+      <w:r>
+        <w:t xml:space="preserve">React Router per la navigazione tra le pagine (routing dichiarativo).</w:t>
+      </w:r>
+    </w:p>
+    <w:p>
+      <w:pPr>
+        <w:pStyle w:val="ListParagraph"/>
+        <w:numPr>
+          <w:ilvl w:val="0"/>
+          <w:numId w:val="2"/>
+        </w:numPr>
+        <w:spacing w:after="80"/>
+      </w:pPr>
+      <w:r>
+        <w:t xml:space="preserve">React Bootstrap per i componenti UI, con personalizzazione tramite variabili CSS per la palette del brand.</w:t>
+      </w:r>
+    </w:p>
+    <w:p>
+      <w:pPr>
+        <w:pStyle w:val="ListParagraph"/>
+        <w:numPr>
+          <w:ilvl w:val="0"/>
+          <w:numId w:val="2"/>
+        </w:numPr>
+        <w:spacing w:after="80"/>
+      </w:pPr>
+      <w:r>
+        <w:t xml:space="preserve">react-day-picker per il calendario interattivo di prenotazione.</w:t>
+      </w:r>
+    </w:p>
+    <w:p>
+      <w:pPr>
+        <w:pStyle w:val="ListParagraph"/>
+        <w:numPr>
+          <w:ilvl w:val="0"/>
+          <w:numId w:val="2"/>
+        </w:numPr>
+        <w:spacing w:after="80"/>
+      </w:pPr>
+      <w:r>
+        <w:t xml:space="preserve">Context API di React (AuthContext) per la gestione centralizzata dello stato di autenticazione, del token JWT e del ruolo dell'utente, condivisi tra tutte le pagine senza prop drilling.</w:t>
+      </w:r>
+    </w:p>
+    <w:p>
+      <w:pPr>
+        <w:pStyle w:val="Heading2"/>
+        <w:spacing w:after="150" w:before="300"/>
+      </w:pPr>
+      <w:r>
+        <w:t xml:space="preserve">9.2 Struttura delle pagine</w:t>
+      </w:r>
+    </w:p>
+    <w:p>
+      <w:pPr>
+        <w:spacing w:after="160" w:line="276"/>
+      </w:pPr>
+      <w:r>
+        <w:t xml:space="preserve">Le pagine sono organizzate per livello di accesso, rispecchiando lo stesso modello di autorizzazione già definito lato backend:</w:t>
+      </w:r>
+    </w:p>
+    <w:p>
+      <w:pPr>
+        <w:pStyle w:val="ListParagraph"/>
+        <w:numPr>
+          <w:ilvl w:val="0"/>
+          <w:numId w:val="2"/>
+        </w:numPr>
+        <w:spacing w:after="80"/>
+      </w:pPr>
+      <w:r>
+        <w:t xml:space="preserve">Pubbliche — Home, Servizi, Pacchetti, Chi Siamo, Login, Registrazione: consultabili senza autenticazione, con dati caricati dinamicamente dalle API pubbliche del backend.</w:t>
+      </w:r>
+    </w:p>
+    <w:p>
+      <w:pPr>
+        <w:pStyle w:val="ListParagraph"/>
+        <w:numPr>
+          <w:ilvl w:val="0"/>
+          <w:numId w:val="2"/>
+        </w:numPr>
+        <w:spacing w:after="80"/>
+      </w:pPr>
+      <w:r>
+        <w:t xml:space="preserve">Cliente autenticato — Prenota (calendario con disponibilità in tempo reale e scelta dell'operatrice), Miei Abbonamenti, Mie Recensioni: protette da un controllo lato client sullo stato di autenticazione, che reindirizza al login se necessario.</w:t>
+      </w:r>
+    </w:p>
+    <w:p>
+      <w:pPr>
+        <w:pStyle w:val="ListParagraph"/>
+        <w:numPr>
+          <w:ilvl w:val="0"/>
+          <w:numId w:val="2"/>
+        </w:numPr>
+        <w:spacing w:after="80"/>
+      </w:pPr>
+      <w:r>
+        <w:t xml:space="preserve">Admin — un'unica pagina Dashboard organizzata in tab (Servizi, Pacchetti, Appuntamenti, Recensioni), visibile solo se l'utente autenticato ha ruolo ADMIN, sia a livello di link in navigazione sia come controllo sui dati restituiti dalle API riservate.</w:t>
+      </w:r>
+    </w:p>
+    <w:p>
+      <w:pPr>
+        <w:spacing w:after="160" w:line="276"/>
+      </w:pPr>
+      <w:r>
+        <w:t xml:space="preserve">È importante sottolineare che il controllo di accesso lato frontend è puramente di esperienza utente (nasconde funzionalità non pertinenti): la sicurezza reale rimane interamente delegata al backend, che valida ogni richiesta tramite JWT e le regole di Spring Security indipendentemente da cosa mostri l'interfaccia.</w:t>
+      </w:r>
+    </w:p>
+    <w:p>
+      <w:pPr>
+        <w:pStyle w:val="Heading2"/>
+        <w:spacing w:after="150" w:before="300"/>
+      </w:pPr>
+      <w:r>
+        <w:t xml:space="preserve">9.3 Integrazione con il backend</w:t>
+      </w:r>
+    </w:p>
+    <w:p>
+      <w:pPr>
+        <w:spacing w:after="160" w:line="276"/>
+      </w:pPr>
+      <w:r>
+        <w:t xml:space="preserve">Tutte le chiamate autenticate passano attraverso una funzione di utilità condivisa (apiFetch) che allega automaticamente l'header Authorization con il token JWT corrente e uniforma la gestione degli errori restituiti dal backend. Per consentire le richieste cross-origin dal frontend (in sviluppo su localhost:5173) verso il backend (localhost:8080), è stata aggiunta un'apposita configurazione CORS in SecurityConfig, limitata esplicitamente all'origine del frontend.</w:t>
+      </w:r>
+    </w:p>
+    <w:p>
+      <w:pPr>
+        <w:spacing w:after="160" w:line="276"/>
+      </w:pPr>
+      <w:r>
+        <w:t xml:space="preserve">Il calendario di prenotazione consuma direttamente l'endpoint JPQL di disponibilità descritto nella sezione 5.2, marcando come non selezionabili gli slot già occupati per il servizio scelto; la scelta della cabina, invece, è stata intenzionalmente riservata al solo flusso di creazione appuntamento lato Admin, per evitare che un cliente possa associare un trattamento a una postazione fisicamente incompatibile.</w:t>
+      </w:r>
+    </w:p>
+    <w:p>
+      <w:pPr>
+        <w:pStyle w:val="Heading1"/>
+        <w:spacing w:after="200" w:before="400"/>
+      </w:pPr>
+      <w:r>
+        <w:t xml:space="preserve">10. Conclusioni</w:t>
       </w:r>
     </w:p>
     <w:p>
